--- a/testakten/befristungskontrollklage-vogt-stadtwerke/aktenvermerk_dauerarbeitsplatz_vogt.docx
+++ b/testakten/befristungskontrollklage-vogt-stadtwerke/aktenvermerk_dauerarbeitsplatz_vogt.docx
@@ -7,7 +7,7 @@
         <w:jc w:val="left"/>
       </w:pPr>
       <w:r>
-        <w:t>[Kanzleiname]</w:t>
+        <w:t>Kanzlei Dressel &amp; Partner</w:t>
       </w:r>
     </w:p>
     <w:p>
@@ -24,14 +24,6 @@
       </w:pPr>
       <w:r>
         <w:t>Interner Aktenvermerk zur Mandatsakte Vogt ./. Stadtwerke Neukölln GmbH</w:t>
-      </w:r>
-    </w:p>
-    <w:p>
-      <w:pPr>
-        <w:jc w:val="left"/>
-      </w:pPr>
-      <w:r>
-        <w:t>Format-Hinweis für den Export: Times New Roman, 11 pt, dezimale Gliederung.</w:t>
       </w:r>
     </w:p>
     <w:p>
